--- a/public/smart-police/forms/คำให้การผู้กล่าวหา.docx
+++ b/public/smart-police/forms/คำให้การผู้กล่าวหา.docx
@@ -3500,7 +3500,7 @@
         <w:szCs w:val="24"/>
         <w:cs/>
       </w:rPr>
-      <w:t>สอบสวน.</w:t>
+      <w:t/>
     </w:r>
     <w:r>
       <w:rPr>
@@ -3511,7 +3511,7 @@
         <w:sz w:val="24"/>
         <w:szCs w:val="24"/>
       </w:rPr>
-      <w:t>com</w:t>
+      <w:t/>
     </w:r>
     <w:r>
       <w:rPr>

--- a/public/smart-police/forms/คำให้การผู้กล่าวหา.docx
+++ b/public/smart-police/forms/คำให้การผู้กล่าวหา.docx
@@ -3338,7 +3338,7 @@
                               <w:bCs/>
                               <w:cs/>
                             </w:rPr>
-                            <w:t xml:space="preserve">(ส ๕๖ - </w:t>
+                            <w:t xml:space="preserve"/>
                           </w:r>
                           <w:r>
                             <w:rPr>
@@ -3347,7 +3347,7 @@
                               <w:bCs/>
                               <w:cs/>
                             </w:rPr>
-                            <w:t>๖</w:t>
+                            <w:t/>
                           </w:r>
                           <w:r>
                             <w:rPr>
@@ -3356,7 +3356,7 @@
                               <w:bCs/>
                               <w:cs/>
                             </w:rPr>
-                            <w:t>)</w:t>
+                            <w:t/>
                           </w:r>
                         </w:p>
                       </w:txbxContent>
@@ -3399,7 +3399,7 @@
                         <w:bCs/>
                         <w:cs/>
                       </w:rPr>
-                      <w:t xml:space="preserve">(ส ๕๖ - </w:t>
+                      <w:t xml:space="preserve"/>
                     </w:r>
                     <w:r>
                       <w:rPr>
@@ -3408,7 +3408,7 @@
                         <w:bCs/>
                         <w:cs/>
                       </w:rPr>
-                      <w:t>๖</w:t>
+                      <w:t/>
                     </w:r>
                     <w:r>
                       <w:rPr>
@@ -3417,7 +3417,7 @@
                         <w:bCs/>
                         <w:cs/>
                       </w:rPr>
-                      <w:t>)</w:t>
+                      <w:t/>
                     </w:r>
                   </w:p>
                 </w:txbxContent>
@@ -3577,7 +3577,7 @@
                               <w:bCs/>
                               <w:cs/>
                             </w:rPr>
-                            <w:t xml:space="preserve">(ส ๕๖ - </w:t>
+                            <w:t xml:space="preserve"/>
                           </w:r>
                           <w:r>
                             <w:rPr>
@@ -3586,7 +3586,7 @@
                               <w:bCs/>
                               <w:cs/>
                             </w:rPr>
-                            <w:t>๔</w:t>
+                            <w:t/>
                           </w:r>
                           <w:r>
                             <w:rPr>
@@ -3595,7 +3595,7 @@
                               <w:bCs/>
                               <w:cs/>
                             </w:rPr>
-                            <w:t>)</w:t>
+                            <w:t/>
                           </w:r>
                         </w:p>
                       </w:txbxContent>
@@ -3639,7 +3639,7 @@
                         <w:bCs/>
                         <w:cs/>
                       </w:rPr>
-                      <w:t xml:space="preserve">(ส ๕๖ - </w:t>
+                      <w:t xml:space="preserve"/>
                     </w:r>
                     <w:r>
                       <w:rPr>
@@ -3648,7 +3648,7 @@
                         <w:bCs/>
                         <w:cs/>
                       </w:rPr>
-                      <w:t>๔</w:t>
+                      <w:t/>
                     </w:r>
                     <w:r>
                       <w:rPr>
@@ -3657,7 +3657,7 @@
                         <w:bCs/>
                         <w:cs/>
                       </w:rPr>
-                      <w:t>)</w:t>
+                      <w:t/>
                     </w:r>
                   </w:p>
                 </w:txbxContent>
